--- a/public/templates/kontaktuen-zerrenda.docx
+++ b/public/templates/kontaktuen-zerrenda.docx
@@ -2,13 +2,13 @@
 <file path=word/document.xml><?xml version="1.0" encoding="utf-8"?>
 <w:document xmlns:w="http://schemas.openxmlformats.org/wordprocessingml/2006/main" xmlns:m="http://schemas.openxmlformats.org/officeDocument/2006/math" xmlns:r="http://schemas.openxmlformats.org/officeDocument/2006/relationships" xmlns:o="urn:schemas-microsoft-com:office:office" xmlns:v="urn:schemas-microsoft-com:vml" xmlns:w10="urn:schemas-microsoft-com:office:word" xmlns:a="http://schemas.openxmlformats.org/drawingml/2006/main" xmlns:pic="http://schemas.openxmlformats.org/drawingml/2006/picture" xmlns:wp="http://schemas.openxmlformats.org/drawingml/2006/wordprocessingDrawing">
   <w:body>
-    <w:bookmarkStart w:id="25" w:name="kontaktuen-zerrenda-schoolname"/>
+    <w:bookmarkStart w:id="25" w:name="kontaktuen-zerrenda-_______________"/>
     <w:p>
       <w:pPr>
         <w:pStyle w:val="Heading1"/>
       </w:pPr>
       <w:r>
-        <w:t xml:space="preserve">Kontaktuen zerrenda — {{schoolName}}</w:t>
+        <w:t xml:space="preserve">Kontaktuen zerrenda — _______________</w:t>
       </w:r>
     </w:p>
     <w:p>
@@ -16,13 +16,31 @@
         <w:pStyle w:val="FirstParagraph"/>
       </w:pPr>
       <w:r>
-        <w:t xml:space="preserve">Data: {{contactListDate}}</w:t>
-      </w:r>
-      <w:r>
-        <w:t xml:space="preserve"> </w:t>
-      </w:r>
-      <w:r>
-        <w:t xml:space="preserve">Dokumentu-erreferentzia: ZIK-KON-{{schoolCode}}</w:t>
+        <w:t xml:space="preserve">Data: _____</w:t>
+      </w:r>
+      <w:r>
+        <w:br/>
+      </w:r>
+      <w:r>
+        <w:rPr>
+          <w:bCs/>
+          <w:b/>
+          <w:bCs/>
+          <w:b/>
+          <w:bCs/>
+          <w:b/>
+          <w:bCs/>
+          <w:b/>
+          <w:bCs/>
+          <w:b/>
+          <w:bCs/>
+          <w:b/>
+          <w:bCs/>
+          <w:b/>
+          <w:iCs/>
+          <w:i/>
+        </w:rPr>
+        <w:t xml:space="preserve">Dokumentu-erreferentzia: ZIK-KON-</w:t>
       </w:r>
     </w:p>
     <w:p>
@@ -192,31 +210,31 @@
               <w:jc w:val="left"/>
             </w:pPr>
             <w:r>
-              <w:t xml:space="preserve">{{coordinatorName}}</w:t>
-            </w:r>
-          </w:p>
-        </w:tc>
-        <w:tc>
-          <w:tcPr/>
-          <w:p>
-            <w:pPr>
-              <w:pStyle w:val="Compact"/>
-              <w:jc w:val="left"/>
-            </w:pPr>
-            <w:r>
-              <w:t xml:space="preserve">{{coordinatorPhone}}</w:t>
-            </w:r>
-          </w:p>
-        </w:tc>
-        <w:tc>
-          <w:tcPr/>
-          <w:p>
-            <w:pPr>
-              <w:pStyle w:val="Compact"/>
-              <w:jc w:val="left"/>
-            </w:pPr>
-            <w:r>
-              <w:t xml:space="preserve">{{coordinatorEmail}}</w:t>
+              <w:t xml:space="preserve">____________________</w:t>
+            </w:r>
+          </w:p>
+        </w:tc>
+        <w:tc>
+          <w:tcPr/>
+          <w:p>
+            <w:pPr>
+              <w:pStyle w:val="Compact"/>
+              <w:jc w:val="left"/>
+            </w:pPr>
+            <w:r>
+              <w:t xml:space="preserve">_____________________</w:t>
+            </w:r>
+          </w:p>
+        </w:tc>
+        <w:tc>
+          <w:tcPr/>
+          <w:p>
+            <w:pPr>
+              <w:pStyle w:val="Compact"/>
+              <w:jc w:val="left"/>
+            </w:pPr>
+            <w:r>
+              <w:t xml:space="preserve">_____________________</w:t>
             </w:r>
           </w:p>
         </w:tc>
@@ -242,31 +260,31 @@
               <w:jc w:val="left"/>
             </w:pPr>
             <w:r>
-              <w:t xml:space="preserve">{{directorName}}</w:t>
-            </w:r>
-          </w:p>
-        </w:tc>
-        <w:tc>
-          <w:tcPr/>
-          <w:p>
-            <w:pPr>
-              <w:pStyle w:val="Compact"/>
-              <w:jc w:val="left"/>
-            </w:pPr>
-            <w:r>
-              <w:t xml:space="preserve">{{directorPhone}}</w:t>
-            </w:r>
-          </w:p>
-        </w:tc>
-        <w:tc>
-          <w:tcPr/>
-          <w:p>
-            <w:pPr>
-              <w:pStyle w:val="Compact"/>
-              <w:jc w:val="left"/>
-            </w:pPr>
-            <w:r>
-              <w:t xml:space="preserve">{{directorEmail}}</w:t>
+              <w:t xml:space="preserve">_________________</w:t>
+            </w:r>
+          </w:p>
+        </w:tc>
+        <w:tc>
+          <w:tcPr/>
+          <w:p>
+            <w:pPr>
+              <w:pStyle w:val="Compact"/>
+              <w:jc w:val="left"/>
+            </w:pPr>
+            <w:r>
+              <w:t xml:space="preserve">__________________</w:t>
+            </w:r>
+          </w:p>
+        </w:tc>
+        <w:tc>
+          <w:tcPr/>
+          <w:p>
+            <w:pPr>
+              <w:pStyle w:val="Compact"/>
+              <w:jc w:val="left"/>
+            </w:pPr>
+            <w:r>
+              <w:t xml:space="preserve">__________________</w:t>
             </w:r>
           </w:p>
         </w:tc>
@@ -292,31 +310,31 @@
               <w:jc w:val="left"/>
             </w:pPr>
             <w:r>
-              <w:t xml:space="preserve">{{itContactName}}</w:t>
-            </w:r>
-          </w:p>
-        </w:tc>
-        <w:tc>
-          <w:tcPr/>
-          <w:p>
-            <w:pPr>
-              <w:pStyle w:val="Compact"/>
-              <w:jc w:val="left"/>
-            </w:pPr>
-            <w:r>
-              <w:t xml:space="preserve">{{itContactPhone}}</w:t>
-            </w:r>
-          </w:p>
-        </w:tc>
-        <w:tc>
-          <w:tcPr/>
-          <w:p>
-            <w:pPr>
-              <w:pStyle w:val="Compact"/>
-              <w:jc w:val="left"/>
-            </w:pPr>
-            <w:r>
-              <w:t xml:space="preserve">{{itContactEmail}}</w:t>
+              <w:t xml:space="preserve">__________________</w:t>
+            </w:r>
+          </w:p>
+        </w:tc>
+        <w:tc>
+          <w:tcPr/>
+          <w:p>
+            <w:pPr>
+              <w:pStyle w:val="Compact"/>
+              <w:jc w:val="left"/>
+            </w:pPr>
+            <w:r>
+              <w:t xml:space="preserve">___________________</w:t>
+            </w:r>
+          </w:p>
+        </w:tc>
+        <w:tc>
+          <w:tcPr/>
+          <w:p>
+            <w:pPr>
+              <w:pStyle w:val="Compact"/>
+              <w:jc w:val="left"/>
+            </w:pPr>
+            <w:r>
+              <w:t xml:space="preserve">___________________</w:t>
             </w:r>
           </w:p>
         </w:tc>
@@ -342,31 +360,31 @@
               <w:jc w:val="left"/>
             </w:pPr>
             <w:r>
-              <w:t xml:space="preserve">{{dpoName}}</w:t>
-            </w:r>
-          </w:p>
-        </w:tc>
-        <w:tc>
-          <w:tcPr/>
-          <w:p>
-            <w:pPr>
-              <w:pStyle w:val="Compact"/>
-              <w:jc w:val="left"/>
-            </w:pPr>
-            <w:r>
-              <w:t xml:space="preserve">{{dpoPhone}}</w:t>
-            </w:r>
-          </w:p>
-        </w:tc>
-        <w:tc>
-          <w:tcPr/>
-          <w:p>
-            <w:pPr>
-              <w:pStyle w:val="Compact"/>
-              <w:jc w:val="left"/>
-            </w:pPr>
-            <w:r>
-              <w:t xml:space="preserve">{{dpoEmail}}</w:t>
+              <w:t xml:space="preserve">_______________</w:t>
+            </w:r>
+          </w:p>
+        </w:tc>
+        <w:tc>
+          <w:tcPr/>
+          <w:p>
+            <w:pPr>
+              <w:pStyle w:val="Compact"/>
+              <w:jc w:val="left"/>
+            </w:pPr>
+            <w:r>
+              <w:t xml:space="preserve">_______________</w:t>
+            </w:r>
+          </w:p>
+        </w:tc>
+        <w:tc>
+          <w:tcPr/>
+          <w:p>
+            <w:pPr>
+              <w:pStyle w:val="Compact"/>
+              <w:jc w:val="left"/>
+            </w:pPr>
+            <w:r>
+              <w:t xml:space="preserve">_______________</w:t>
             </w:r>
           </w:p>
         </w:tc>
@@ -580,7 +598,7 @@
               <w:jc w:val="left"/>
             </w:pPr>
             <w:r>
-              <w:t xml:space="preserve">{{policePhone}}</w:t>
+              <w:t xml:space="preserve">________________</w:t>
             </w:r>
           </w:p>
         </w:tc>
@@ -630,31 +648,31 @@
               <w:jc w:val="left"/>
             </w:pPr>
             <w:r>
-              <w:t xml:space="preserve">{{vendorName}}</w:t>
-            </w:r>
-          </w:p>
-        </w:tc>
-        <w:tc>
-          <w:tcPr/>
-          <w:p>
-            <w:pPr>
-              <w:pStyle w:val="Compact"/>
-              <w:jc w:val="left"/>
-            </w:pPr>
-            <w:r>
-              <w:t xml:space="preserve">{{vendorPhone}}</w:t>
-            </w:r>
-          </w:p>
-        </w:tc>
-        <w:tc>
-          <w:tcPr/>
-          <w:p>
-            <w:pPr>
-              <w:pStyle w:val="Compact"/>
-              <w:jc w:val="left"/>
-            </w:pPr>
-            <w:r>
-              <w:t xml:space="preserve">{{vendorEmail}}</w:t>
+              <w:t xml:space="preserve">_______________</w:t>
+            </w:r>
+          </w:p>
+        </w:tc>
+        <w:tc>
+          <w:tcPr/>
+          <w:p>
+            <w:pPr>
+              <w:pStyle w:val="Compact"/>
+              <w:jc w:val="left"/>
+            </w:pPr>
+            <w:r>
+              <w:t xml:space="preserve">________________</w:t>
+            </w:r>
+          </w:p>
+        </w:tc>
+        <w:tc>
+          <w:tcPr/>
+          <w:p>
+            <w:pPr>
+              <w:pStyle w:val="Compact"/>
+              <w:jc w:val="left"/>
+            </w:pPr>
+            <w:r>
+              <w:t xml:space="preserve">________________</w:t>
             </w:r>
           </w:p>
         </w:tc>
@@ -680,19 +698,19 @@
               <w:jc w:val="left"/>
             </w:pPr>
             <w:r>
-              <w:t xml:space="preserve">{{insuranceName}}</w:t>
-            </w:r>
-          </w:p>
-        </w:tc>
-        <w:tc>
-          <w:tcPr/>
-          <w:p>
-            <w:pPr>
-              <w:pStyle w:val="Compact"/>
-              <w:jc w:val="left"/>
-            </w:pPr>
-            <w:r>
-              <w:t xml:space="preserve">{{insurancePhone}}</w:t>
+              <w:t xml:space="preserve">__________________</w:t>
+            </w:r>
+          </w:p>
+        </w:tc>
+        <w:tc>
+          <w:tcPr/>
+          <w:p>
+            <w:pPr>
+              <w:pStyle w:val="Compact"/>
+              <w:jc w:val="left"/>
+            </w:pPr>
+            <w:r>
+              <w:t xml:space="preserve">___________________</w:t>
             </w:r>
           </w:p>
         </w:tc>
@@ -730,31 +748,31 @@
               <w:jc w:val="left"/>
             </w:pPr>
             <w:r>
-              <w:t xml:space="preserve">{{consultantName}}</w:t>
-            </w:r>
-          </w:p>
-        </w:tc>
-        <w:tc>
-          <w:tcPr/>
-          <w:p>
-            <w:pPr>
-              <w:pStyle w:val="Compact"/>
-              <w:jc w:val="left"/>
-            </w:pPr>
-            <w:r>
-              <w:t xml:space="preserve">{{consultantPhone}}</w:t>
-            </w:r>
-          </w:p>
-        </w:tc>
-        <w:tc>
-          <w:tcPr/>
-          <w:p>
-            <w:pPr>
-              <w:pStyle w:val="Compact"/>
-              <w:jc w:val="left"/>
-            </w:pPr>
-            <w:r>
-              <w:t xml:space="preserve">{{consultantEmail}}</w:t>
+              <w:t xml:space="preserve">___________________</w:t>
+            </w:r>
+          </w:p>
+        </w:tc>
+        <w:tc>
+          <w:tcPr/>
+          <w:p>
+            <w:pPr>
+              <w:pStyle w:val="Compact"/>
+              <w:jc w:val="left"/>
+            </w:pPr>
+            <w:r>
+              <w:t xml:space="preserve">____________________</w:t>
+            </w:r>
+          </w:p>
+        </w:tc>
+        <w:tc>
+          <w:tcPr/>
+          <w:p>
+            <w:pPr>
+              <w:pStyle w:val="Compact"/>
+              <w:jc w:val="left"/>
+            </w:pPr>
+            <w:r>
+              <w:t xml:space="preserve">____________________</w:t>
             </w:r>
           </w:p>
         </w:tc>
@@ -1135,7 +1153,7 @@
         <w:rFonts w:asciiTheme="minorHAnsi" w:cstheme="minorBidi" w:eastAsiaTheme="minorHAnsi" w:hAnsiTheme="minorHAnsi"/>
         <w:sz w:val="24"/>
         <w:szCs w:val="24"/>
-        <w:lang w:bidi="ar-SA" w:eastAsia="en-US" w:val="eu"/>
+        <w:lang w:bidi="ar-SA" w:eastAsia="en-US" w:val="en-US"/>
       </w:rPr>
     </w:rPrDefault>
     <w:pPrDefault>
